--- a/一簡多繁辨析講義/238. 麻、痲→麻.docx
+++ b/一簡多繁辨析講義/238. 麻、痲→麻.docx
@@ -115,6 +115,15 @@
           <w:lang w:eastAsia="zh-TW"/>
         </w:rPr>
         <w:t>）」（用細麻布製成的喪服）、「披麻戴孝」、「殺人如麻」、「芝麻」</w:t>
+      </w:r>
+      <w:r>
+        <w:rPr>
+          <w:rFonts w:ascii="TW-MOE-Std-Kai" w:eastAsia="TW-MOE-Std-Kai" w:hAnsi="TW-MOE-Std-Kai" w:cs="TW-MOE-Std-Kai" w:hint="eastAsia"/>
+          <w:sz w:val="28"/>
+          <w:szCs w:val="28"/>
+          <w:lang w:eastAsia="zh-TW"/>
+        </w:rPr>
+        <w:t>、「亞麻」</w:t>
       </w:r>
       <w:r>
         <w:rPr>

--- a/一簡多繁辨析講義/238. 麻、痲→麻.docx
+++ b/一簡多繁辨析講義/238. 麻、痲→麻.docx
@@ -123,16 +123,25 @@
           <w:szCs w:val="28"/>
           <w:lang w:eastAsia="zh-TW"/>
         </w:rPr>
+        <w:t>、「脂麻」、「油麻」</w:t>
+      </w:r>
+      <w:r>
+        <w:rPr>
+          <w:rFonts w:ascii="TW-MOE-Std-Kai" w:eastAsia="TW-MOE-Std-Kai" w:hAnsi="TW-MOE-Std-Kai" w:cs="TW-MOE-Std-Kai" w:hint="eastAsia"/>
+          <w:sz w:val="28"/>
+          <w:szCs w:val="28"/>
+          <w:lang w:eastAsia="zh-TW"/>
+        </w:rPr>
+        <w:t>、「胡麻」</w:t>
+      </w:r>
+      <w:r>
+        <w:rPr>
+          <w:rFonts w:ascii="TW-MOE-Std-Kai" w:eastAsia="TW-MOE-Std-Kai" w:hAnsi="TW-MOE-Std-Kai" w:cs="TW-MOE-Std-Kai" w:hint="eastAsia"/>
+          <w:sz w:val="28"/>
+          <w:szCs w:val="28"/>
+          <w:lang w:eastAsia="zh-TW"/>
+        </w:rPr>
         <w:t>、「亞麻」</w:t>
-      </w:r>
-      <w:r>
-        <w:rPr>
-          <w:rFonts w:ascii="TW-MOE-Std-Kai" w:eastAsia="TW-MOE-Std-Kai" w:hAnsi="TW-MOE-Std-Kai" w:cs="TW-MOE-Std-Kai" w:hint="eastAsia"/>
-          <w:sz w:val="28"/>
-          <w:szCs w:val="28"/>
-          <w:lang w:eastAsia="zh-TW"/>
-        </w:rPr>
-        <w:t>、「胡麻」</w:t>
       </w:r>
       <w:r>
         <w:rPr>
